--- a/chapters/the-story-of-angulimala/chapter-preprint-refined.docx
+++ b/chapters/the-story-of-angulimala/chapter-preprint-refined.docx
@@ -96,7 +96,7 @@
           <w:color w:val="1A1A1A"/>
           <w:sz w:val="56"/>
         </w:rPr>
-        <w:t>The Story of Angulimala</w:t>
+        <w:t>The Garland of Fingers</w:t>
       </w:r>
     </w:p>
     <w:p>
@@ -110,7 +110,7 @@
           <w:color w:val="444444"/>
           <w:sz w:val="28"/>
         </w:rPr>
-        <w:t>A Monologue</w:t>
+        <w:t>A Monologue of Angulimala</w:t>
       </w:r>
     </w:p>
     <w:p>
@@ -196,7 +196,7 @@
           <w:color w:val="1A1A1A"/>
           <w:sz w:val="40"/>
         </w:rPr>
-        <w:t>The Story of Angulimala</w:t>
+        <w:t>The Garland of Fingers</w:t>
       </w:r>
     </w:p>
     <w:p>
@@ -210,7 +210,7 @@
           <w:color w:val="444444"/>
           <w:sz w:val="24"/>
         </w:rPr>
-        <w:t>A Monologue</w:t>
+        <w:t>A Monologue of Angulimala</w:t>
       </w:r>
     </w:p>
     <w:p>
@@ -875,7 +875,7 @@
           <w:color w:val="1A1A1A"/>
           <w:sz w:val="24"/>
         </w:rPr>
-        <w:t>And sure enough, in that early hour, the shuffle of a wood-gatherer with his axe and bundles of rope. I'd imagined a swift dagger attack from behind, but instead pulled an arrow into the bow. A more easy prey there couldn't be. But I couldn't let that arrow fly.</w:t>
+        <w:t>And sure enough, in that early hour, the shuffle of a wood-gatherer with his hacks and bundles of rope. I'd imagined a swift dagger attack from behind, but instead pulled an arrow into the bow—a more easy prey there couldn't be. But I couldn't let that arrow fly. I continued to stalk him, all the time urging myself to fulfil my duty.</w:t>
       </w:r>
     </w:p>
     <w:p>
@@ -889,7 +889,7 @@
           <w:color w:val="1A1A1A"/>
           <w:sz w:val="24"/>
         </w:rPr>
-        <w:t>I continued to stalk him, all the time urging myself to fulfil my duty. And anyway, what had life left for this old, feeble man but a miserable diseased end? It was a mercy to kill him.</w:t>
+        <w:t>And anyway, what had life left for this old, feeble man but a miserable diseased end? It was a mercy to kill him.</w:t>
       </w:r>
     </w:p>
     <w:p>
@@ -917,7 +917,7 @@
           <w:color w:val="1A1A1A"/>
           <w:sz w:val="24"/>
         </w:rPr>
-        <w:t>Horrified, I leapt up, hardly able to catch my breath. Suddenly, there were great cries. A small crowd of men were racing towards me, their axes shaking in the air.</w:t>
+        <w:t>Horrified, I leapt up, hardly able to catch my breath. Suddenly, there were great cries. A small crowd of men were racing towards me, their axes shaking in the air. All went blank.</w:t>
       </w:r>
     </w:p>
     <w:p>
@@ -931,35 +931,7 @@
           <w:color w:val="1A1A1A"/>
           <w:sz w:val="24"/>
         </w:rPr>
-        <w:t>All went blank.</w:t>
-      </w:r>
-    </w:p>
-    <w:p>
-      <w:pPr>
-        <w:spacing w:line="336" w:lineRule="auto" w:after="0"/>
-        <w:ind w:firstLine="454"/>
-        <w:jc w:val="both"/>
-      </w:pPr>
-      <w:r>
-        <w:rPr>
-          <w:color w:val="1A1A1A"/>
-          <w:sz w:val="24"/>
-        </w:rPr>
-        <w:t>I remember nothing but standing there with these same men strewn around me, twisted and bleeding. As I realised what had happened, there came upon me that strange feeling of omnipotence. I stood towering above the slain bodies, the skill, the power, the glory of it. Like the all-conquering hero, I sliced off each little finger with a flourish.</w:t>
-      </w:r>
-    </w:p>
-    <w:p>
-      <w:pPr>
-        <w:spacing w:line="336" w:lineRule="auto" w:after="0"/>
-        <w:ind w:firstLine="454"/>
-        <w:jc w:val="both"/>
-      </w:pPr>
-      <w:r>
-        <w:rPr>
-          <w:color w:val="1A1A1A"/>
-          <w:sz w:val="24"/>
-        </w:rPr>
-        <w:t>And I rejoiced. I've done it. I've done it. And it's easy, so easy. I danced for joy and relief.</w:t>
+        <w:t>I remember nothing but standing there with these same men strewn around me, twisted and bleeding. As I realised what had happened, there came upon me that strange feeling of omnipotence. I stood towering above the slain bodies—the skill, the power, the glory of it. Like the all-conquering hero, I sliced off each little finger with a flourish.</w:t>
       </w:r>
     </w:p>
     <w:p>
@@ -1001,7 +973,7 @@
           <w:color w:val="1A1A1A"/>
           <w:sz w:val="24"/>
         </w:rPr>
-        <w:t>Again I stalked and pounced like a tiger. My attacks were swift and smooth, the blows of death precise, clean. Having taken the fingers of two men, moving around a bamboo coppice, there in front of me three women.</w:t>
+        <w:t>Again I stalked and pounced like a tiger. My attacks were swift and smooth, the blows of death precise, clean. Having taken the fingers of two men, moving around a bamboo coppice, there in front of me stood three women.</w:t>
       </w:r>
     </w:p>
     <w:p>
@@ -1099,21 +1071,7 @@
           <w:color w:val="1A1A1A"/>
           <w:sz w:val="24"/>
         </w:rPr>
-        <w:t>Husband and wife lay together, the children—seven, or maybe eight of them—snuggled in the opposite corner. Their pitiful defencelessness couldn't soften my cruel resolve. I bathed myself in the blood of carnage. First the man, then the woman, then the children. Quietly and speedily, I slit their throats and stabbed their hearts.</w:t>
-      </w:r>
-    </w:p>
-    <w:p>
-      <w:pPr>
-        <w:spacing w:line="336" w:lineRule="auto" w:after="0"/>
-        <w:ind w:firstLine="454"/>
-        <w:jc w:val="both"/>
-      </w:pPr>
-      <w:r>
-        <w:rPr>
-          <w:color w:val="1A1A1A"/>
-          <w:sz w:val="24"/>
-        </w:rPr>
-        <w:t>And so I savaged hut after hut. I could see streamlets of blood pick their way down the slope towards the well.</w:t>
+        <w:t>Husband and wife lay together, the children seven, or maybe eight of them, snuggled in the opposite corner. Their pitiful defencelessness couldn't soften my cruel resolve. I bathed myself in the blood of carnage. First the man, then the woman, then the children. Quietly and speedily, I slit their throats and stabbed their hearts. And so I savaged hut after hut. I could see streamlets of blood pick their way down the slope towards the well.</w:t>
       </w:r>
     </w:p>
     <w:p>
@@ -1197,7 +1155,7 @@
           <w:color w:val="1A1A1A"/>
           <w:sz w:val="24"/>
         </w:rPr>
-        <w:t>Again, I rejoiced. Soon I'll have my hundred fingers. The debt will be paid. I'll return home in secret triumph and through my father's good offices enter into the service of the king. I'll marry a beautiful girl, inherit the farm, have many children, and my life will be a rolling countryside of nothing but contentment and joy.</w:t>
+        <w:t>Again, I rejoiced. Soon I'll have my hundred fingers. The debt will be paid. I'll return home in secret triumph and through my father's good offices enter into the service of the king. I'll marry a beautiful girl, inherit the farm, have many children, and my life will be a rolling countryside of nothing but contentment and joy. I danced in joy. I danced in gratitude. I danced for Kali, my divine protectoress.</w:t>
       </w:r>
     </w:p>
     <w:p>
@@ -1267,7 +1225,21 @@
           <w:color w:val="1A1A1A"/>
           <w:sz w:val="24"/>
         </w:rPr>
-        <w:t>Returning that evening, I caught my face in a pool of water... and what I saw truly shocked me. My black hair was tortured, spikes around my head. My face hidden beneath a matted, grubby beard. My eyes seemed to bulge. My lips and tongue, blood red from betel leaf, which I chewed to calm my nerves. My clothes, torn, filthy and bespattered with human blood. And there, around my neck, the garland of fingers.</w:t>
+        <w:t>Returning that evening, I caught my face in a pool of water... and what I saw truly shocked me. My black hair was tortured, spikes around my head... my face hidden beneath a matted, grubby beard. My eyes seemed to bulge. My lips and tongue, blood red from betel leaf... which I chewed to calm my nerves. My clothes, torn, filthy and bespattered with human blood...</w:t>
+      </w:r>
+    </w:p>
+    <w:p>
+      <w:pPr>
+        <w:spacing w:line="336" w:lineRule="auto" w:after="0"/>
+        <w:ind w:firstLine="454"/>
+        <w:jc w:val="both"/>
+      </w:pPr>
+      <w:r>
+        <w:rPr>
+          <w:color w:val="1A1A1A"/>
+          <w:sz w:val="24"/>
+        </w:rPr>
+        <w:t>And there, around my neck, the garland of fingers.</w:t>
       </w:r>
     </w:p>
     <w:p>
@@ -1435,21 +1407,7 @@
           <w:color w:val="1A1A1A"/>
           <w:sz w:val="24"/>
         </w:rPr>
-        <w:t>And he did.</w:t>
-      </w:r>
-    </w:p>
-    <w:p>
-      <w:pPr>
-        <w:spacing w:line="336" w:lineRule="auto" w:after="0"/>
-        <w:ind w:firstLine="454"/>
-        <w:jc w:val="both"/>
-      </w:pPr>
-      <w:r>
-        <w:rPr>
-          <w:color w:val="1A1A1A"/>
-          <w:sz w:val="24"/>
-        </w:rPr>
-        <w:t>While I panted, he turned round, quite unhurriedly, and replied, "I have stopped, Angulimala. It's you who haven't stopped."</w:t>
+        <w:t>And he did. While I panted, he turned round, quite unhurriedly, and replied, "I have stopped, Angulimala. It's you who haven't stopped."</w:t>
       </w:r>
     </w:p>
     <w:p>
@@ -1477,7 +1435,7 @@
           <w:color w:val="1A1A1A"/>
           <w:sz w:val="24"/>
         </w:rPr>
-        <w:t>Finally, my curiosity—at his supernatural ability to walk faster than I could run, his obvious fearlessness, and this strange reply—brought the student out of me.</w:t>
+        <w:t>Finally, my curiosity, at his supernatural ability to walk faster than I could run, his obvious fearlessness, and this strange reply brought the student out of me.</w:t>
       </w:r>
     </w:p>
     <w:p>
@@ -1715,21 +1673,7 @@
           <w:color w:val="1A1A1A"/>
           <w:sz w:val="24"/>
         </w:rPr>
-        <w:t>He asked me to sit in meditation with him. "Just observe and feel anything that comes into your attention."</w:t>
-      </w:r>
-    </w:p>
-    <w:p>
-      <w:pPr>
-        <w:spacing w:line="336" w:lineRule="auto" w:after="0"/>
-        <w:ind w:firstLine="454"/>
-        <w:jc w:val="both"/>
-      </w:pPr>
-      <w:r>
-        <w:rPr>
-          <w:color w:val="1A1A1A"/>
-          <w:sz w:val="24"/>
-        </w:rPr>
-        <w:t>I couldn't sit for long, I was so restless.</w:t>
+        <w:t>He asked me to sit in meditation with him, just observe and feel anything that comes into your attention. I couldn't sit for long, I was so restless.</w:t>
       </w:r>
     </w:p>
     <w:p>
@@ -1757,7 +1701,7 @@
           <w:color w:val="1A1A1A"/>
           <w:sz w:val="24"/>
         </w:rPr>
-        <w:t>"Patience," he said. "This is going to take some time. Don't worry, I'll stay with you till your future is clear."</w:t>
+        <w:t>"Patience," he said, "this is going to take some time. Don't worry, I'll stay with you till your future is clear."</w:t>
       </w:r>
     </w:p>
     <w:p>
@@ -1841,7 +1785,7 @@
           <w:color w:val="1A1A1A"/>
           <w:sz w:val="24"/>
         </w:rPr>
-        <w:t>That was hard. I still wanted to justify myself, make light of their suffering. Disheartened and weary, I stretched and looked into the dark emptiness of a starlit night, and there caught the first delicate arc of the new moon.</w:t>
+        <w:t>That was hard. I still wanted to justify myself, make light of their suffering.</w:t>
       </w:r>
     </w:p>
     <w:p>
@@ -1855,7 +1799,7 @@
           <w:color w:val="1A1A1A"/>
           <w:sz w:val="24"/>
         </w:rPr>
-        <w:t>I decided to meditate just once more. As if by magic the focus of my fantasies began to change. Instead of relishing the chase and the kill, I began to see the pain and panic of my victims. It was with these images that I fell asleep.</w:t>
+        <w:t>Disheartened and weary, I stretched and looked into the dark emptiness of a starlit night, and there caught the first delicate arc of the new moon. I decided to meditate just once more, as if by magic the focus of my fantasies began to change. Instead of relishing the chase and the kill, I began to see the pain and panic of my victims. It was with these images that I fell asleep.</w:t>
       </w:r>
     </w:p>
     <w:p>
@@ -1939,21 +1883,7 @@
           <w:color w:val="1A1A1A"/>
           <w:sz w:val="24"/>
         </w:rPr>
-        <w:t>The images of my cruelty continued to haunt my every meditation, my every action, my every dream. Every moment was shame, guilt and remorse. And I was so angry with myself. Why had I not seen the sheer idiocy of my guru's request? The gall I felt when I realized I could have said no. What had stopped me but vile servitude to custom, enslavement to tradition?</w:t>
-      </w:r>
-    </w:p>
-    <w:p>
-      <w:pPr>
-        <w:spacing w:line="336" w:lineRule="auto" w:after="0"/>
-        <w:ind w:firstLine="454"/>
-        <w:jc w:val="both"/>
-      </w:pPr>
-      <w:r>
-        <w:rPr>
-          <w:color w:val="1A1A1A"/>
-          <w:sz w:val="24"/>
-        </w:rPr>
-        <w:t>And how was I ever going to compensate for such monstrous crimes?</w:t>
+        <w:t>The images of my cruelty continued to haunt my every meditation, my every action, my every dream. Every moment was shame, guilt and remorse. And I was so angry with myself. Why had I not seen the sheer idiocy of my guru's request? The gall I felt when I realized I could have said no. What had stopped me but vile servitude to custom, enslavement to tradition? And how was I ever going to compensate for such monstrous crimes?</w:t>
       </w:r>
     </w:p>
     <w:p>
@@ -2065,21 +1995,7 @@
           <w:color w:val="1A1A1A"/>
           <w:sz w:val="24"/>
         </w:rPr>
-        <w:t>Surely the king would have sympathy for me. He'd known me since I was a baby. We'd even wrestled each other. He would understand my dilemma. What else could a disciple do but obey his guru? There was my father's influence, the standing of my family. Indeed, I could defend myself before the king as I defended my actions to my own self.</w:t>
-      </w:r>
-    </w:p>
-    <w:p>
-      <w:pPr>
-        <w:spacing w:line="336" w:lineRule="auto" w:after="0"/>
-        <w:ind w:firstLine="454"/>
-        <w:jc w:val="both"/>
-      </w:pPr>
-      <w:r>
-        <w:rPr>
-          <w:color w:val="1A1A1A"/>
-          <w:sz w:val="24"/>
-        </w:rPr>
-        <w:t>And if I was shown no mercy, well, then I would have to suffer the consequences. At least, as this teacher says, I'd wipe the slate clean.</w:t>
+        <w:t>Surely the king would have sympathy for me. He'd known me since I was a baby. We'd even wrestled each other. He would understand my dilemma. What else could a disciple do but obey his guru? There was my father's influence, the standing of my family. Indeed, I could defend myself before the king as I defended my actions to my own self. And if I was shown no mercy, well, then I would have to suffer the consequences. At least, as this teacher says, I'd wipe the slate clean.</w:t>
       </w:r>
     </w:p>
     <w:p>
@@ -2149,7 +2065,7 @@
           <w:color w:val="1A1A1A"/>
           <w:sz w:val="24"/>
         </w:rPr>
-        <w:t>"There is, Ahimsaka. That which is not born does not die. It is not created, nor can it be found, where there's earth, fire, water or air. It cannot be seen or heard or in any way perceived. It is the deathless, the unconditioned. If this were not so, there would be no escape from birth, sickness, ageing and death and the endless, endless rounds of rebirth."</w:t>
+        <w:t>"There is, Ahimsaka. That which is not born does not die. It is not created, nor can it be found where there's earth, fire, water or air. It cannot be seen or heard or in any way perceived. It is the deathless, the unconditioned. If this were not so, there would be no escape from birth, sickness, ageing and death and the endless, endless rounds of rebirth."</w:t>
       </w:r>
     </w:p>
     <w:p>
@@ -2219,7 +2135,7 @@
           <w:color w:val="1A1A1A"/>
           <w:sz w:val="24"/>
         </w:rPr>
-        <w:t>For the last time, I caressed the beautifully wrought weapons, especially the slender blade with its snake-embraced handle. I stabbed out a trench. There I placed these precious jewels, gleaming and glistening in the noonday sun.</w:t>
+        <w:t>For the last time, I caressed the beautifully wrought weapons, especially the slender blade with its snake-embraced handle. I stabbed out a trench. There I placed these precious jewels, gleaming and glistening in the noonday sun. How difficult it is to give up an addiction, an obsession. I forced my hands to cover them with soil and placed heavy boulders on them until I felt sure that I had truly buried them, and for good.</w:t>
       </w:r>
     </w:p>
     <w:p>
@@ -2233,7 +2149,7 @@
           <w:color w:val="1A1A1A"/>
           <w:sz w:val="24"/>
         </w:rPr>
-        <w:t>How difficult it is to give up an addiction, an obsession. I forced my hands to cover them with soil and placed heavy boulders on them until I felt sure that I truly buried them and for good.</w:t>
+        <w:t>Then he asked me to go in search of suitable robe cloth. It's cemeteries. Oh, disturbing places, charnel grounds, corpses steaming the air with their sickly, sweet, pungent stench, dismembered limbs half eaten by tigers, rodents, vultures, and strewn around the white shrouds that mourners had wrapped their dead in.</w:t>
       </w:r>
     </w:p>
     <w:p>
@@ -2247,7 +2163,7 @@
           <w:color w:val="1A1A1A"/>
           <w:sz w:val="24"/>
         </w:rPr>
-        <w:t>Then he asked me to go in search for suitable robe cloth. It's cemeteries. Oh, disturbing places, charnel grounds, corpses steaming the air with their sickly, sweet, pungent stench, dismembered limbs, half eaten by tigers, rodents, vultures, and strewn around the white shrouds that mourners had wrapped their dead in.</w:t>
+        <w:t>I was about to wash the cloth when my teacher told me I hadn't yet fully buried the past. I looked at him, puzzled. He pointed to a tree. There, hanging forgotten around my makeshift shrine to Kali, was the garland of finger bones, gently swaying in the sighing breeze, their chimes hollow and choked.</w:t>
       </w:r>
     </w:p>
     <w:p>
@@ -2261,35 +2177,7 @@
           <w:color w:val="1A1A1A"/>
           <w:sz w:val="24"/>
         </w:rPr>
-        <w:t>About to wash the cloth, when my teacher told me I hadn't yet fully buried the past. I looked at him, puzzled. He pointed to a tree. There, hanging forgotten around my makeshift shrine to Kali, was the garland of finger bones, gently swaying in the sighing breeze, their chimes hollow and choked.</w:t>
-      </w:r>
-    </w:p>
-    <w:p>
-      <w:pPr>
-        <w:spacing w:line="336" w:lineRule="auto" w:after="0"/>
-        <w:ind w:firstLine="454"/>
-        <w:jc w:val="both"/>
-      </w:pPr>
-      <w:r>
-        <w:rPr>
-          <w:color w:val="1A1A1A"/>
-          <w:sz w:val="24"/>
-        </w:rPr>
-        <w:t>I laid them down in a circle, each finger pointing inward to the now empty pit. And on the burial mound over these sacred bodies, I planted a frangipani tree, whose white, sweet, perfumed flowers would ever shower their sad grave.</w:t>
-      </w:r>
-    </w:p>
-    <w:p>
-      <w:pPr>
-        <w:spacing w:line="336" w:lineRule="auto" w:after="0"/>
-        <w:ind w:firstLine="454"/>
-        <w:jc w:val="both"/>
-      </w:pPr>
-      <w:r>
-        <w:rPr>
-          <w:color w:val="1A1A1A"/>
-          <w:sz w:val="24"/>
-        </w:rPr>
-        <w:t>I watched over this cemetery, recalling their murders, begging forgiveness, till sleep overpowered me.</w:t>
+        <w:t>I laid them down in a circle, each finger pointing inward to the now empty pit. And on the burial mound over these sacred bodies, I planted a frangipani tree, whose white, sweet, perfumed flowers would ever shower their sad grave. I watched over this cemetery, recalling their murders, begging forgiveness, till sleep overpowered me.</w:t>
       </w:r>
     </w:p>
     <w:p>
@@ -2359,7 +2247,7 @@
           <w:color w:val="1A1A1A"/>
           <w:sz w:val="24"/>
         </w:rPr>
-        <w:t>The following day, he wanted to return to his monastery in Savathi. He sensed my fear.</w:t>
+        <w:t>The following day, he wanted to return to his monastery in Savatthi. He sensed my fear.</w:t>
       </w:r>
     </w:p>
     <w:p>
@@ -2457,21 +2345,7 @@
           <w:color w:val="1A1A1A"/>
           <w:sz w:val="24"/>
         </w:rPr>
-        <w:t>None recognized me. As a young, clean-shaven disciple, it was proper for me to keep my eyes lowered and remain silent. He asked them to help me dye my robes.</w:t>
-      </w:r>
-    </w:p>
-    <w:p>
-      <w:pPr>
-        <w:spacing w:line="336" w:lineRule="auto" w:after="0"/>
-        <w:ind w:firstLine="454"/>
-        <w:jc w:val="both"/>
-      </w:pPr>
-      <w:r>
-        <w:rPr>
-          <w:color w:val="1A1A1A"/>
-          <w:sz w:val="24"/>
-        </w:rPr>
-        <w:t>That evening I approached the Bhagavata in ochre robes. I knelt before him and asked him for a name.</w:t>
+        <w:t>None recognized me. As a young, clean-shaven disciple, it was proper for me to keep my eyes lowered and remain silent. He asked them to help me dye my robes. That evening I approached the Bhagavata in ochre robes. I knelt before him and asked him for a name.</w:t>
       </w:r>
     </w:p>
     <w:p>
@@ -2513,7 +2387,7 @@
           <w:color w:val="1A1A1A"/>
           <w:sz w:val="24"/>
         </w:rPr>
-        <w:t>That day all the villagers took a day away from their labours. He talked both to the group and to the individual, calming and consoling them.</w:t>
+        <w:t>That day all the villagers took a day away from their labours. He talked both to the group and to the individual, calming and consoling them. And so we continued, staying at village after village, until we saw ahead of us the walls of the capital city, Savathi.</w:t>
       </w:r>
     </w:p>
     <w:p>
@@ -2527,21 +2401,7 @@
           <w:color w:val="1A1A1A"/>
           <w:sz w:val="24"/>
         </w:rPr>
-        <w:t>And so we continued, staying at village after village, until we saw ahead of us the walls of the capital city, Sāvatthī.</w:t>
-      </w:r>
-    </w:p>
-    <w:p>
-      <w:pPr>
-        <w:spacing w:line="336" w:lineRule="auto" w:after="0"/>
-        <w:ind w:firstLine="454"/>
-        <w:jc w:val="both"/>
-      </w:pPr>
-      <w:r>
-        <w:rPr>
-          <w:color w:val="1A1A1A"/>
-          <w:sz w:val="24"/>
-        </w:rPr>
-        <w:t>The monastery, on the outskirts of the city... It was a set of buildings with a large meditation hall, neat footpaths, bushes, flowers and trees bordering well-kept lawns. Everyone stood waiting, hands joined before them in añjali. They greeted him with silence and smiles.</w:t>
+        <w:t>The monastery, on the outskirts of the city... It was a set of buildings with a large meditation hall, neat footpaths, bushes, flowers and trees bordering well-kept lawns. Everyone stood waiting, hands joined before them in Anjali. They greeted him with silence and smiles.</w:t>
       </w:r>
     </w:p>
     <w:p>
@@ -2569,7 +2429,7 @@
           <w:color w:val="1A1A1A"/>
           <w:sz w:val="24"/>
         </w:rPr>
-        <w:t>I lay there that night on the soft-plaited palm-leaf mat, listening to the crickets and the conversation of owls, musing how my life had so quickly turned around. Truly miraculous.</w:t>
+        <w:t>I lay there that night on the soft-platted palm-leaf mat, listening to the crickets and the conversation of owls, musing how my life had so quickly turned around. Truly miraculous.</w:t>
       </w:r>
     </w:p>
     <w:p>
@@ -2583,7 +2443,7 @@
           <w:color w:val="1A1A1A"/>
           <w:sz w:val="24"/>
         </w:rPr>
-        <w:t>During the first few days I would constantly visit the Bhagavā, but his attendant, the elder Ānanda, would always tell me to go back to my hut and practise. I felt annoyed and frustrated.</w:t>
+        <w:t>During the first few days I would constantly visit the bhagava, but his attendant, the elder Ananda, would always tell me to go back to my hut and practice. I felt annoyed and frustrated.</w:t>
       </w:r>
     </w:p>
     <w:p>
@@ -2597,7 +2457,7 @@
           <w:color w:val="1A1A1A"/>
           <w:sz w:val="24"/>
         </w:rPr>
-        <w:t>Then one day the Bhagavā asked to see me.</w:t>
+        <w:t>Then one day the bhagava asked to see me.</w:t>
       </w:r>
     </w:p>
     <w:p>
@@ -2625,7 +2485,7 @@
           <w:color w:val="1A1A1A"/>
           <w:sz w:val="24"/>
         </w:rPr>
-        <w:t>That day I felt utterly dejected, abandoned. So much so, I even began to dream of being Aṅgulimāla, and all the pleasures of hunting assailed me.</w:t>
+        <w:t>That day I felt utterly dejected, abandoned. So much so, I even began to dream of being Angulimala, and all the pleasures of hunting assailed me. I was guided skillfully, and I came to realize that it was this craving to be teacher's best boy that had so angered my fellow students. I was a creep.</w:t>
       </w:r>
     </w:p>
     <w:p>
@@ -2639,7 +2499,7 @@
           <w:color w:val="1A1A1A"/>
           <w:sz w:val="24"/>
         </w:rPr>
-        <w:t>I was guided skilfully, and I came to realise that it was this craving to be teacher's best boy that had so angered my fellow students. I was a creep.</w:t>
+        <w:t>Then, early one morning, there were drums, and the occasional salute of trumpets. The king and his army are en route somewhere. To my horror, I suddenly realized they were coming to the monastery.</w:t>
       </w:r>
     </w:p>
     <w:p>
@@ -2653,7 +2513,7 @@
           <w:color w:val="1A1A1A"/>
           <w:sz w:val="24"/>
         </w:rPr>
-        <w:t>Then, early one morning, there were drums, and the occasional salute of trumpets. The king and his army were en route somewhere. To my horror, I suddenly realised they were coming to the monastery.</w:t>
+        <w:t>You can imagine my alarm. I'd all but decided to run away when a young monk came and told me to come at once. As I entered the Bhagavad's room, he saw the look of anxiety on my face and smiled. With an insistent gesture, he motioned me to sit by him.</w:t>
       </w:r>
     </w:p>
     <w:p>
@@ -2667,7 +2527,7 @@
           <w:color w:val="1A1A1A"/>
           <w:sz w:val="24"/>
         </w:rPr>
-        <w:t>You can imagine my alarm. I'd all but decided to run away when a young monk came and told me to come at once.</w:t>
+        <w:t>We sat and waited as the marching footsteps approached us. And suddenly at the door stood the king, a short, stocky, heavily bearded man, the warrior in his eyes. The king and his officers paid homage to the bhagava. I knew all of them, though none recognized me. In mind, I did keep my head low.</w:t>
       </w:r>
     </w:p>
     <w:p>
@@ -2681,7 +2541,7 @@
           <w:color w:val="1A1A1A"/>
           <w:sz w:val="24"/>
         </w:rPr>
-        <w:t>As I entered the Bhagavā's room, he saw the look of anxiety on my face and smiled. With an insistent gesture, he motioned me to sit by him. We sat and waited as the marching footsteps approached us.</w:t>
+        <w:t>After the usual pleasantries were exchanged, the king explained.</w:t>
       </w:r>
     </w:p>
     <w:p>
@@ -2695,7 +2555,7 @@
           <w:color w:val="1A1A1A"/>
           <w:sz w:val="24"/>
         </w:rPr>
-        <w:t>And suddenly at the door stood the king, a short, stocky, heavily bearded man, the warrior in his eyes. The king and his officers paid homage to the Bhagavā. I knew all of them, though none recognised me. In mind, I did keep my head low.</w:t>
+        <w:t>"We've come for your blessing, Bhagavan. It's this Angulimala. I've sent out dozens of platoons, but to no avail. He's murdered hundreds, wiped out whole villages. Extraordinary. But how to deal with a deranged madman? Why is he collecting fingers?"</w:t>
       </w:r>
     </w:p>
     <w:p>
@@ -2709,7 +2569,7 @@
           <w:color w:val="1A1A1A"/>
           <w:sz w:val="24"/>
         </w:rPr>
-        <w:t>After the usual pleasantries were exchanged, the king explained. "We've come for your blessing, Bhagavan. It's this Aṅgulimāla. I've sent out dozens of platoons, but to no avail. He's murdered hundreds, wiped out whole villages. Extraordinary. But how to deal with a deranged madman? Why is he collecting fingers?"</w:t>
+        <w:t>There came a burst of suggestions. He's possessed. A demon. A lunatic.</w:t>
       </w:r>
     </w:p>
     <w:p>
@@ -2723,21 +2583,7 @@
           <w:color w:val="1A1A1A"/>
           <w:sz w:val="24"/>
         </w:rPr>
-        <w:t>There came a burst of suggestions. "He's possessed." "A demon." "A lunatic."</w:t>
-      </w:r>
-    </w:p>
-    <w:p>
-      <w:pPr>
-        <w:spacing w:line="336" w:lineRule="auto" w:after="0"/>
-        <w:ind w:firstLine="454"/>
-        <w:jc w:val="both"/>
-      </w:pPr>
-      <w:r>
-        <w:rPr>
-          <w:color w:val="1A1A1A"/>
-          <w:sz w:val="24"/>
-        </w:rPr>
-        <w:t>When the excitement had calmed, the Bhagavā said, "What would you say, your majesty, if such a dark-hearted murderer were to become a monk?"</w:t>
+        <w:t>When the excitement had calmed, the Bhagavan said, "What would you say, your majesty, if such a dark-hearted murderer were to become a monk?"</w:t>
       </w:r>
     </w:p>
     <w:p>
@@ -2877,7 +2723,7 @@
           <w:color w:val="1A1A1A"/>
           <w:sz w:val="24"/>
         </w:rPr>
-        <w:t>Again that smile.</w:t>
+        <w:t>"You did come for my advice."</w:t>
       </w:r>
     </w:p>
     <w:p>
@@ -2891,7 +2737,7 @@
           <w:color w:val="1A1A1A"/>
           <w:sz w:val="24"/>
         </w:rPr>
-        <w:t>The king looked around at his company. Everyone was baffled.</w:t>
+        <w:t>Again that smile. The king looked around at his company. Everyone was baffled.</w:t>
       </w:r>
     </w:p>
     <w:p>
@@ -2919,21 +2765,7 @@
           <w:color w:val="1A1A1A"/>
           <w:sz w:val="24"/>
         </w:rPr>
-        <w:t>"No need for that."</w:t>
-      </w:r>
-    </w:p>
-    <w:p>
-      <w:pPr>
-        <w:spacing w:line="336" w:lineRule="auto" w:after="0"/>
-        <w:ind w:firstLine="454"/>
-        <w:jc w:val="both"/>
-      </w:pPr>
-      <w:r>
-        <w:rPr>
-          <w:color w:val="1A1A1A"/>
-          <w:sz w:val="24"/>
-        </w:rPr>
-        <w:t>And turning to me, the Bhagavad cheerfully announced, "Here he is, Angulimala, now Bhikkhu Ahimsaka."</w:t>
+        <w:t>"No need for that." And turning to me, the Bhagavad cheerfully announced, "Here he is, Angulimala, now Bhikkhu Ahimsaka."</w:t>
       </w:r>
     </w:p>
     <w:p>
@@ -2975,21 +2807,7 @@
           <w:color w:val="1A1A1A"/>
           <w:sz w:val="24"/>
         </w:rPr>
-        <w:t>I looked up in surprise.</w:t>
-      </w:r>
-    </w:p>
-    <w:p>
-      <w:pPr>
-        <w:spacing w:line="336" w:lineRule="auto" w:after="0"/>
-        <w:ind w:firstLine="454"/>
-        <w:jc w:val="both"/>
-      </w:pPr>
-      <w:r>
-        <w:rPr>
-          <w:color w:val="1A1A1A"/>
-          <w:sz w:val="24"/>
-        </w:rPr>
-        <w:t>The king glared at me.</w:t>
+        <w:t>I looked up in surprise. The king glared at me.</w:t>
       </w:r>
     </w:p>
     <w:p>
@@ -3087,7 +2905,7 @@
           <w:color w:val="1A1A1A"/>
           <w:sz w:val="24"/>
         </w:rPr>
-        <w:t>The very next morning, as I was preparing to go on alms round, there was a knock at my door. I opened it to find what I most dreaded standing before me.</w:t>
+        <w:t>The very next morning, as I was preparing to go on alms round, there was a knock at my door. I opened it to find what I most dreaded standing before me. My mother.</w:t>
       </w:r>
     </w:p>
     <w:p>
@@ -3101,7 +2919,7 @@
           <w:color w:val="1A1A1A"/>
           <w:sz w:val="24"/>
         </w:rPr>
-        <w:t>My mother.</w:t>
+        <w:t>Was a basket of food enough for an elephant? Here and then I began to sob, to sob uncontrollably. No doubt she thought it was remorse for the shame that I'd brought upon the family, not the sobbing. Not so many days ago, I was stalking this very woman, intent on stabbing her through the heart, slicing off her finger. This woman, my mother, who bore me, suckled me, tended to my every care.</w:t>
       </w:r>
     </w:p>
     <w:p>
@@ -3115,35 +2933,7 @@
           <w:color w:val="1A1A1A"/>
           <w:sz w:val="24"/>
         </w:rPr>
-        <w:t>Here and then I began to sob, to sob uncontrollably. No doubt she thought it was remorse for the shame that I'd brought upon the family. Not so. Not many days ago, I was stalking this very woman, intent on stabbing her through the heart, slicing off her finger. This woman, my mother, who bore me, suckled me, tended to my every care.</w:t>
-      </w:r>
-    </w:p>
-    <w:p>
-      <w:pPr>
-        <w:spacing w:line="336" w:lineRule="auto" w:after="0"/>
-        <w:ind w:firstLine="454"/>
-        <w:jc w:val="both"/>
-      </w:pPr>
-      <w:r>
-        <w:rPr>
-          <w:color w:val="1A1A1A"/>
-          <w:sz w:val="24"/>
-        </w:rPr>
-        <w:t>My heart cramped into a solid spasm of agony. If ever I were to describe hell, it would be the heart-wrenching compunction I felt that day.</w:t>
-      </w:r>
-    </w:p>
-    <w:p>
-      <w:pPr>
-        <w:spacing w:line="336" w:lineRule="auto" w:after="0"/>
-        <w:ind w:firstLine="454"/>
-        <w:jc w:val="both"/>
-      </w:pPr>
-      <w:r>
-        <w:rPr>
-          <w:color w:val="1A1A1A"/>
-          <w:sz w:val="24"/>
-        </w:rPr>
-        <w:t>Happily, even hell passes. But this was the bloodiest of daggers I'd pierced into my own heart.</w:t>
+        <w:t>My heart cramped into a solid spasm of agony. If ever I were to describe hell, it would be the heart-wrenching compunction I felt that day. Happily, even hell passes. But this was the bloodiest of daggers I'd pierced into my own heart.</w:t>
       </w:r>
     </w:p>
     <w:p>
@@ -3199,21 +2989,7 @@
           <w:color w:val="1A1A1A"/>
           <w:sz w:val="24"/>
         </w:rPr>
-        <w:t>But I was attacked viciously once. A few of the aggrieved families whipped up a crowd to such a righteous frenzy that they beat me with sticks and were taking me out of the city to kill me, when the guards at the gates stopped them. Ironically, it was Vajiro in command of the post. With a great look of disdain, he ordered a platoon of soldiers to escort me back to the monastery.</w:t>
-      </w:r>
-    </w:p>
-    <w:p>
-      <w:pPr>
-        <w:spacing w:line="336" w:lineRule="auto" w:after="0"/>
-        <w:ind w:firstLine="454"/>
-        <w:jc w:val="both"/>
-      </w:pPr>
-      <w:r>
-        <w:rPr>
-          <w:color w:val="1A1A1A"/>
-          <w:sz w:val="24"/>
-        </w:rPr>
-        <w:t>It took days for the bruises to heal, but luckily there were no broken bones.</w:t>
+        <w:t>But I was attacked viciously once. A few of the aggrieved families whipped up a crowd to such a righteous frenzy that they beat me with sticks and were taking me out of the city to kill me, when the guards at the gates stopped them. Ironically, it was Vajiro in command of the post. With a great look of disdain, he ordered a platoon of soldiers to escort me back to the monastery. It took days for the bruises to heal, but luckily there were no broken bones.</w:t>
       </w:r>
     </w:p>
     <w:p>
@@ -3367,7 +3143,7 @@
           <w:color w:val="1A1A1A"/>
           <w:sz w:val="24"/>
         </w:rPr>
-        <w:t>And there before me stood a man holding a baby. There were shouts of "Sadhu, sadhu, sadhu"—well done. Presents were laid before me and a garland of the most beautiful white frangipani was placed around my neck.</w:t>
+        <w:t>And there before me stood a man holding a baby. There were shouts of "Saru, Saru, Saru," well done. Presents were laid before me and a garland of the most beautiful white frangipani was placed around my neck. They told me that almost immediately after my blessing, the baby was born and both mother and child were well. I was to be honoured guest at the feast. It was all I could do to blubber my thanks.</w:t>
       </w:r>
     </w:p>
     <w:p>
@@ -3381,35 +3157,7 @@
           <w:color w:val="1A1A1A"/>
           <w:sz w:val="24"/>
         </w:rPr>
-        <w:t>They told me that almost immediately after my blessing, the baby was born and both mother and child were well. I was to be honoured guest at the feast. It was all I could do to blubber my thanks.</w:t>
-      </w:r>
-    </w:p>
-    <w:p>
-      <w:pPr>
-        <w:spacing w:line="336" w:lineRule="auto" w:after="0"/>
-        <w:ind w:firstLine="454"/>
-        <w:jc w:val="both"/>
-      </w:pPr>
-      <w:r>
-        <w:rPr>
-          <w:color w:val="1A1A1A"/>
-          <w:sz w:val="24"/>
-        </w:rPr>
-        <w:t>To my surprise, my chant has become a magical mantra for mothers to be.</w:t>
-      </w:r>
-    </w:p>
-    <w:p>
-      <w:pPr>
-        <w:spacing w:line="336" w:lineRule="auto" w:after="0"/>
-        <w:ind w:firstLine="454"/>
-        <w:jc w:val="both"/>
-      </w:pPr>
-      <w:r>
-        <w:rPr>
-          <w:color w:val="1A1A1A"/>
-          <w:sz w:val="24"/>
-        </w:rPr>
-        <w:t>And from that day on, the children stopped poking fun. Coarse words became kindly greetings, and the stones turned into flowers, incense, and sweets. My heart ached with relief and joy at their forgiveness.</w:t>
+        <w:t>Oh, to my surprise, my chant has become a magical mantra for mothers to be. And from that day on, the children stopped poking fun. Coarse words became kindly greetings, and the stones turned into flowers, incense, and sweets. My heart ached with relief and joy at their forgiveness.</w:t>
       </w:r>
     </w:p>
     <w:p>
@@ -3451,7 +3199,7 @@
           <w:color w:val="1A1A1A"/>
           <w:sz w:val="24"/>
         </w:rPr>
-        <w:t>Then there was the nauseous guilt and agonising remorse towards my victims, as well as all the usual unquenchable lusts, paralysing fears, and so on. I thought they would never end.</w:t>
+        <w:t>Then there was the nauseous guilt and agonising remorse towards my victims, as well as all the usual unquenchable lusts, paralysing fears and so on. Oh, I thought they'd never end.</w:t>
       </w:r>
     </w:p>
     <w:p>
@@ -3479,21 +3227,7 @@
           <w:color w:val="1A1A1A"/>
           <w:sz w:val="24"/>
         </w:rPr>
-        <w:t>Was it not my own befuddled thinking that led me to murder? The demonic delight I took in killing—was that not mine to develop? And all the self-pity, self-hatred, guilt, remorse, and so on, and so on. Was that not all direct consequence?</w:t>
-      </w:r>
-    </w:p>
-    <w:p>
-      <w:pPr>
-        <w:spacing w:line="336" w:lineRule="auto" w:after="0"/>
-        <w:ind w:firstLine="454"/>
-        <w:jc w:val="both"/>
-      </w:pPr>
-      <w:r>
-        <w:rPr>
-          <w:color w:val="1A1A1A"/>
-          <w:sz w:val="24"/>
-        </w:rPr>
-        <w:t>All the time I was blaming others. Unwittingly, I was creating my own hell.</w:t>
+        <w:t>Was it not my own befuddled thinking that led me to murder? The demonic delight I took in killing, was that not mine to develop? And all the self-pity, self-hatred, guilt, remorse, and so on, and so on, and so on. Was that not all direct consequence? All the time I was blaming it, unwittingly, I was creating my own hell.</w:t>
       </w:r>
     </w:p>
     <w:p>
@@ -3605,21 +3339,7 @@
           <w:color w:val="1A1A1A"/>
           <w:sz w:val="24"/>
         </w:rPr>
-        <w:t>And there arose in me such relief and release.</w:t>
-      </w:r>
-    </w:p>
-    <w:p>
-      <w:pPr>
-        <w:spacing w:line="336" w:lineRule="auto" w:after="0"/>
-        <w:ind w:firstLine="454"/>
-        <w:jc w:val="both"/>
-      </w:pPr>
-      <w:r>
-        <w:rPr>
-          <w:color w:val="1A1A1A"/>
-          <w:sz w:val="24"/>
-        </w:rPr>
-        <w:t>And I remembered how the Bhagavad had answered me on the killing road.</w:t>
+        <w:t>And there arose in me such relief and release. And I remembered how the Bhagavad had answered me on the killing road.</w:t>
       </w:r>
     </w:p>
     <w:p>
